--- a/courseware/LP-WSQ - CompTIA Certified Data+ Training.docx
+++ b/courseware/LP-WSQ - CompTIA Certified Data+ Training.docx
@@ -1294,7 +1294,7 @@
                 <w:b w:val="0"/>
                 <w:sz w:val="19"/>
               </w:rPr>
-              <w:t>21–62</w:t>
+              <w:t>21–61</w:t>
             </w:r>
           </w:p>
         </w:tc>
@@ -1566,7 +1566,7 @@
                 <w:b w:val="0"/>
                 <w:sz w:val="19"/>
               </w:rPr>
-              <w:t>51–56</w:t>
+              <w:t>51–55</w:t>
             </w:r>
           </w:p>
         </w:tc>
@@ -1702,7 +1702,7 @@
                 <w:b w:val="0"/>
                 <w:sz w:val="19"/>
               </w:rPr>
-              <w:t>57–61</w:t>
+              <w:t>56–60</w:t>
             </w:r>
           </w:p>
         </w:tc>
@@ -2018,7 +2018,7 @@
                 <w:b w:val="0"/>
                 <w:sz w:val="19"/>
               </w:rPr>
-              <w:t>64–106</w:t>
+              <w:t>63–103</w:t>
             </w:r>
           </w:p>
         </w:tc>
@@ -2154,7 +2154,7 @@
                 <w:b w:val="0"/>
                 <w:sz w:val="19"/>
               </w:rPr>
-              <w:t>80–85</w:t>
+              <w:t>79–84</w:t>
             </w:r>
           </w:p>
         </w:tc>
@@ -2290,7 +2290,7 @@
                 <w:b w:val="0"/>
                 <w:sz w:val="19"/>
               </w:rPr>
-              <w:t>86–92</w:t>
+              <w:t>85–90</w:t>
             </w:r>
           </w:p>
         </w:tc>
@@ -2426,7 +2426,7 @@
                 <w:b w:val="0"/>
                 <w:sz w:val="19"/>
               </w:rPr>
-              <w:t>93–105</w:t>
+              <w:t>91–102</w:t>
             </w:r>
           </w:p>
         </w:tc>
@@ -2742,7 +2742,7 @@
                 <w:b w:val="0"/>
                 <w:sz w:val="19"/>
               </w:rPr>
-              <w:t>108–144</w:t>
+              <w:t>105–141</w:t>
             </w:r>
           </w:p>
         </w:tc>
@@ -2878,7 +2878,7 @@
                 <w:b w:val="0"/>
                 <w:sz w:val="19"/>
               </w:rPr>
-              <w:t>123–129</w:t>
+              <w:t>120–126</w:t>
             </w:r>
           </w:p>
         </w:tc>
@@ -3014,7 +3014,7 @@
                 <w:b w:val="0"/>
                 <w:sz w:val="19"/>
               </w:rPr>
-              <w:t>130–136</w:t>
+              <w:t>127–133</w:t>
             </w:r>
           </w:p>
         </w:tc>
@@ -3150,7 +3150,7 @@
                 <w:b w:val="0"/>
                 <w:sz w:val="19"/>
               </w:rPr>
-              <w:t>137–143</w:t>
+              <w:t>134–140</w:t>
             </w:r>
           </w:p>
         </w:tc>
@@ -3466,7 +3466,7 @@
                 <w:b w:val="0"/>
                 <w:sz w:val="19"/>
               </w:rPr>
-              <w:t>146–174</w:t>
+              <w:t>143–170</w:t>
             </w:r>
           </w:p>
         </w:tc>
@@ -3602,7 +3602,7 @@
                 <w:b w:val="0"/>
                 <w:sz w:val="19"/>
               </w:rPr>
-              <w:t>158–165</w:t>
+              <w:t>155–161</w:t>
             </w:r>
           </w:p>
         </w:tc>
@@ -3738,7 +3738,7 @@
                 <w:b w:val="0"/>
                 <w:sz w:val="19"/>
               </w:rPr>
-              <w:t>166–173</w:t>
+              <w:t>162–169</w:t>
             </w:r>
           </w:p>
         </w:tc>
@@ -3874,7 +3874,7 @@
                 <w:b w:val="0"/>
                 <w:sz w:val="19"/>
               </w:rPr>
-              <w:t>146–174</w:t>
+              <w:t>143–170</w:t>
             </w:r>
           </w:p>
         </w:tc>
@@ -4190,7 +4190,7 @@
                 <w:b w:val="0"/>
                 <w:sz w:val="19"/>
               </w:rPr>
-              <w:t>176–207</w:t>
+              <w:t>172–203</w:t>
             </w:r>
           </w:p>
         </w:tc>
@@ -4326,7 +4326,7 @@
                 <w:b w:val="0"/>
                 <w:sz w:val="19"/>
               </w:rPr>
-              <w:t>190–195</w:t>
+              <w:t>186–191</w:t>
             </w:r>
           </w:p>
         </w:tc>
@@ -4392,7 +4392,7 @@
                 <w:b w:val="0"/>
                 <w:sz w:val="19"/>
               </w:rPr>
-              <w:t>196–200</w:t>
+              <w:t>192–196</w:t>
             </w:r>
           </w:p>
         </w:tc>
@@ -4528,7 +4528,7 @@
                 <w:b w:val="0"/>
                 <w:sz w:val="19"/>
               </w:rPr>
-              <w:t>201–206</w:t>
+              <w:t>197–202</w:t>
             </w:r>
           </w:p>
         </w:tc>
@@ -4668,7 +4668,7 @@
                 <w:b w:val="0"/>
                 <w:sz w:val="19"/>
               </w:rPr>
-              <w:t>176–207</w:t>
+              <w:t>172–203</w:t>
             </w:r>
           </w:p>
         </w:tc>
@@ -5131,7 +5131,7 @@
                 <w:b w:val="0"/>
                 <w:sz w:val="19"/>
               </w:rPr>
-              <w:t>21–62</w:t>
+              <w:t>21–61</w:t>
             </w:r>
           </w:p>
         </w:tc>
@@ -5199,7 +5199,7 @@
                 <w:b w:val="0"/>
                 <w:sz w:val="19"/>
               </w:rPr>
-              <w:t>64–106</w:t>
+              <w:t>63–103</w:t>
             </w:r>
           </w:p>
         </w:tc>
@@ -5267,7 +5267,7 @@
                 <w:b w:val="0"/>
                 <w:sz w:val="19"/>
               </w:rPr>
-              <w:t>108–144</w:t>
+              <w:t>105–141</w:t>
             </w:r>
           </w:p>
         </w:tc>
@@ -5335,7 +5335,7 @@
                 <w:b w:val="0"/>
                 <w:sz w:val="19"/>
               </w:rPr>
-              <w:t>146–174</w:t>
+              <w:t>143–170</w:t>
             </w:r>
           </w:p>
         </w:tc>
@@ -5403,7 +5403,7 @@
                 <w:b w:val="0"/>
                 <w:sz w:val="19"/>
               </w:rPr>
-              <w:t>176–207</w:t>
+              <w:t>172–203</w:t>
             </w:r>
           </w:p>
         </w:tc>

--- a/courseware/LP-WSQ - CompTIA Certified Data+ Training.docx
+++ b/courseware/LP-WSQ - CompTIA Certified Data+ Training.docx
@@ -179,7 +179,7 @@
           <w:color w:val="1F6FEB"/>
           <w:sz w:val="24"/>
         </w:rPr>
-        <w:t>Version 5.0</w:t>
+        <w:t>Version 5.1</w:t>
       </w:r>
     </w:p>
     <w:p>
@@ -381,6 +381,64 @@
                 <w:sz w:val="19"/>
               </w:rPr>
               <w:t>Full rebuild against the CompTIA Data+ (DA0-001) exam domains and the approved Course Proposal (LU1-LU5 / LO1-LO5, TSC ATP-PIN-3001-1.1). 5-day / 40-hour schedule with 15 hands-on labs; assessment block moved to Day 5, 4:00-6:00 pm.</w:t>
+            </w:r>
+          </w:p>
+        </w:tc>
+        <w:tc>
+          <w:tcPr>
+            <w:tcW w:type="dxa" w:w="2160"/>
+          </w:tcPr>
+          <w:p>
+            <w:r/>
+            <w:r>
+              <w:rPr>
+                <w:sz w:val="19"/>
+              </w:rPr>
+              <w:t>Dr. Alfred Ang</w:t>
+            </w:r>
+          </w:p>
+        </w:tc>
+      </w:tr>
+      <w:tr>
+        <w:tc>
+          <w:tcPr>
+            <w:tcW w:type="dxa" w:w="2160"/>
+          </w:tcPr>
+          <w:p>
+            <w:r/>
+            <w:r>
+              <w:rPr>
+                <w:sz w:val="19"/>
+              </w:rPr>
+              <w:t>5.1</w:t>
+            </w:r>
+          </w:p>
+        </w:tc>
+        <w:tc>
+          <w:tcPr>
+            <w:tcW w:type="dxa" w:w="2160"/>
+          </w:tcPr>
+          <w:p>
+            <w:r/>
+            <w:r>
+              <w:rPr>
+                <w:sz w:val="19"/>
+              </w:rPr>
+              <w:t>19 August 2026</w:t>
+            </w:r>
+          </w:p>
+        </w:tc>
+        <w:tc>
+          <w:tcPr>
+            <w:tcW w:type="dxa" w:w="2160"/>
+          </w:tcPr>
+          <w:p>
+            <w:r/>
+            <w:r>
+              <w:rPr>
+                <w:sz w:val="19"/>
+              </w:rPr>
+              <w:t>Each hands-on lab now ships its own dataset (CSV, plus XLSX where a spreadsheet is the natural tool) under labs/&lt;lab&gt;/data/, replacing the typed-in sample data. Datasets enlarged to realistic sample sizes so the statistics behave correctly; every expected result re-verified by executing the labs against the shipped data. Lab 1 DDL, Lab 12 fault injection and Lab 8 z-threshold corrected.</w:t>
             </w:r>
           </w:p>
         </w:tc>
@@ -1294,7 +1352,7 @@
                 <w:b w:val="0"/>
                 <w:sz w:val="19"/>
               </w:rPr>
-              <w:t>21–61</w:t>
+              <w:t>21–60</w:t>
             </w:r>
           </w:p>
         </w:tc>
@@ -1430,7 +1488,7 @@
                 <w:b w:val="0"/>
                 <w:sz w:val="19"/>
               </w:rPr>
-              <w:t>44–50</w:t>
+              <w:t>44–49</w:t>
             </w:r>
           </w:p>
         </w:tc>
@@ -1566,7 +1624,7 @@
                 <w:b w:val="0"/>
                 <w:sz w:val="19"/>
               </w:rPr>
-              <w:t>51–55</w:t>
+              <w:t>50–54</w:t>
             </w:r>
           </w:p>
         </w:tc>
@@ -1702,7 +1760,7 @@
                 <w:b w:val="0"/>
                 <w:sz w:val="19"/>
               </w:rPr>
-              <w:t>56–60</w:t>
+              <w:t>55–59</w:t>
             </w:r>
           </w:p>
         </w:tc>
@@ -2018,7 +2076,7 @@
                 <w:b w:val="0"/>
                 <w:sz w:val="19"/>
               </w:rPr>
-              <w:t>63–103</w:t>
+              <w:t>62–102</w:t>
             </w:r>
           </w:p>
         </w:tc>
@@ -2154,7 +2212,7 @@
                 <w:b w:val="0"/>
                 <w:sz w:val="19"/>
               </w:rPr>
-              <w:t>79–84</w:t>
+              <w:t>78–83</w:t>
             </w:r>
           </w:p>
         </w:tc>
@@ -2290,7 +2348,7 @@
                 <w:b w:val="0"/>
                 <w:sz w:val="19"/>
               </w:rPr>
-              <w:t>85–90</w:t>
+              <w:t>84–89</w:t>
             </w:r>
           </w:p>
         </w:tc>
@@ -2426,7 +2484,7 @@
                 <w:b w:val="0"/>
                 <w:sz w:val="19"/>
               </w:rPr>
-              <w:t>91–102</w:t>
+              <w:t>90–101</w:t>
             </w:r>
           </w:p>
         </w:tc>
@@ -2742,7 +2800,7 @@
                 <w:b w:val="0"/>
                 <w:sz w:val="19"/>
               </w:rPr>
-              <w:t>105–141</w:t>
+              <w:t>104–140</w:t>
             </w:r>
           </w:p>
         </w:tc>
@@ -2878,7 +2936,7 @@
                 <w:b w:val="0"/>
                 <w:sz w:val="19"/>
               </w:rPr>
-              <w:t>120–126</w:t>
+              <w:t>119–125</w:t>
             </w:r>
           </w:p>
         </w:tc>
@@ -3014,7 +3072,7 @@
                 <w:b w:val="0"/>
                 <w:sz w:val="19"/>
               </w:rPr>
-              <w:t>127–133</w:t>
+              <w:t>126–132</w:t>
             </w:r>
           </w:p>
         </w:tc>
@@ -3150,7 +3208,7 @@
                 <w:b w:val="0"/>
                 <w:sz w:val="19"/>
               </w:rPr>
-              <w:t>134–140</w:t>
+              <w:t>133–139</w:t>
             </w:r>
           </w:p>
         </w:tc>
@@ -3466,7 +3524,7 @@
                 <w:b w:val="0"/>
                 <w:sz w:val="19"/>
               </w:rPr>
-              <w:t>143–170</w:t>
+              <w:t>142–169</w:t>
             </w:r>
           </w:p>
         </w:tc>
@@ -3602,7 +3660,7 @@
                 <w:b w:val="0"/>
                 <w:sz w:val="19"/>
               </w:rPr>
-              <w:t>155–161</w:t>
+              <w:t>154–160</w:t>
             </w:r>
           </w:p>
         </w:tc>
@@ -3738,7 +3796,7 @@
                 <w:b w:val="0"/>
                 <w:sz w:val="19"/>
               </w:rPr>
-              <w:t>162–169</w:t>
+              <w:t>161–168</w:t>
             </w:r>
           </w:p>
         </w:tc>
@@ -3874,7 +3932,7 @@
                 <w:b w:val="0"/>
                 <w:sz w:val="19"/>
               </w:rPr>
-              <w:t>143–170</w:t>
+              <w:t>142–169</w:t>
             </w:r>
           </w:p>
         </w:tc>
@@ -4190,7 +4248,7 @@
                 <w:b w:val="0"/>
                 <w:sz w:val="19"/>
               </w:rPr>
-              <w:t>172–203</w:t>
+              <w:t>171–202</w:t>
             </w:r>
           </w:p>
         </w:tc>
@@ -4326,7 +4384,7 @@
                 <w:b w:val="0"/>
                 <w:sz w:val="19"/>
               </w:rPr>
-              <w:t>186–191</w:t>
+              <w:t>185–190</w:t>
             </w:r>
           </w:p>
         </w:tc>
@@ -4392,7 +4450,7 @@
                 <w:b w:val="0"/>
                 <w:sz w:val="19"/>
               </w:rPr>
-              <w:t>192–196</w:t>
+              <w:t>191–195</w:t>
             </w:r>
           </w:p>
         </w:tc>
@@ -4528,7 +4586,7 @@
                 <w:b w:val="0"/>
                 <w:sz w:val="19"/>
               </w:rPr>
-              <w:t>197–202</w:t>
+              <w:t>196–201</w:t>
             </w:r>
           </w:p>
         </w:tc>
@@ -4668,7 +4726,7 @@
                 <w:b w:val="0"/>
                 <w:sz w:val="19"/>
               </w:rPr>
-              <w:t>172–203</w:t>
+              <w:t>171–202</w:t>
             </w:r>
           </w:p>
         </w:tc>
@@ -4971,7 +5029,7 @@
           <w:color w:val="555B66"/>
           <w:sz w:val="19"/>
         </w:rPr>
-        <w:t>Slide numbers refer to the Trainer Slides deck WSQ - CompTIA Certified Data+ Training-v5.0. Any change to the deck requires this column to be re-checked.</w:t>
+        <w:t>Slide numbers refer to the Trainer Slides deck WSQ - CompTIA Certified Data+ Training-v5.1. Any change to the deck requires this column to be re-checked.</w:t>
       </w:r>
     </w:p>
     <w:p>
@@ -5131,7 +5189,7 @@
                 <w:b w:val="0"/>
                 <w:sz w:val="19"/>
               </w:rPr>
-              <w:t>21–61</w:t>
+              <w:t>21–60</w:t>
             </w:r>
           </w:p>
         </w:tc>
@@ -5199,7 +5257,7 @@
                 <w:b w:val="0"/>
                 <w:sz w:val="19"/>
               </w:rPr>
-              <w:t>63–103</w:t>
+              <w:t>62–102</w:t>
             </w:r>
           </w:p>
         </w:tc>
@@ -5267,7 +5325,7 @@
                 <w:b w:val="0"/>
                 <w:sz w:val="19"/>
               </w:rPr>
-              <w:t>105–141</w:t>
+              <w:t>104–140</w:t>
             </w:r>
           </w:p>
         </w:tc>
@@ -5335,7 +5393,7 @@
                 <w:b w:val="0"/>
                 <w:sz w:val="19"/>
               </w:rPr>
-              <w:t>143–170</w:t>
+              <w:t>142–169</w:t>
             </w:r>
           </w:p>
         </w:tc>
@@ -5403,7 +5461,7 @@
                 <w:b w:val="0"/>
                 <w:sz w:val="19"/>
               </w:rPr>
-              <w:t>172–203</w:t>
+              <w:t>171–202</w:t>
             </w:r>
           </w:p>
         </w:tc>

--- a/courseware/LP-WSQ - CompTIA Certified Data+ Training.docx
+++ b/courseware/LP-WSQ - CompTIA Certified Data+ Training.docx
@@ -477,6 +477,19 @@
       </w:r>
     </w:p>
     <w:p>
+      <w:r>
+        <w:fldChar w:fldCharType="begin"/>
+      </w:r>
+      <w:r>
+        <w:instrText xml:space="preserve"> TOC \o "1-3" \h \z \u </w:instrText>
+      </w:r>
+    </w:p>
+    <w:p>
+      <w:r>
+        <w:fldChar w:fldCharType="separate"/>
+      </w:r>
+    </w:p>
+    <w:p>
       <w:pPr>
         <w:tabs>
           <w:tab w:pos="9072" w:val="right" w:leader="dot"/>
@@ -669,6 +682,11 @@
         <w:t>Lab Reference (aligned to the CompTIA Data+ exam domains)</w:t>
         <w:tab/>
         <w:t>10</w:t>
+      </w:r>
+    </w:p>
+    <w:p>
+      <w:r>
+        <w:fldChar w:fldCharType="end"/>
       </w:r>
     </w:p>
     <w:p>
